--- a/p6/submission/apjm_package/supplementary_material.docx
+++ b/p6/submission/apjm_package/supplementary_material.docx
@@ -363,7 +363,7 @@
         <w:rPr>
           <w:rStyle w:val="VerbatimChar"/>
         </w:rPr>
-        <w:t xml:space="preserve">  (Current working database prior to formal search: k = 237, K = 287)</w:t>
+        <w:t xml:space="preserve">  (Current working database prior to formal search: k = 238, K = 288)</w:t>
       </w:r>
     </w:p>
     <w:p>
@@ -789,7 +789,7 @@
               <w:jc w:val="left"/>
             </w:pPr>
             <w:r>
-              <w:t xml:space="preserve">metafor REML (3-level, k=237)</w:t>
+              <w:t xml:space="preserve">metafor REML (3-level, k=238)</w:t>
             </w:r>
           </w:p>
         </w:tc>
@@ -1058,7 +1058,7 @@
               <w:jc w:val="left"/>
             </w:pPr>
             <w:r>
-              <w:t xml:space="preserve">237</w:t>
+              <w:t xml:space="preserve">238</w:t>
             </w:r>
           </w:p>
         </w:tc>
@@ -1106,7 +1106,7 @@
               <w:jc w:val="left"/>
             </w:pPr>
             <w:r>
-              <w:t xml:space="preserve">287</w:t>
+              <w:t xml:space="preserve">288</w:t>
             </w:r>
           </w:p>
         </w:tc>
@@ -1263,7 +1263,7 @@
         <w:t xml:space="preserve"> </w:t>
       </w:r>
       <w:r>
-        <w:t xml:space="preserve">= 237 sample and the three-level structure</w:t>
+        <w:t xml:space="preserve">= 238 sample and the three-level structure</w:t>
       </w:r>
       <w:r>
         <w:t xml:space="preserve"> </w:t>
@@ -1275,7 +1275,7 @@
         <w:t xml:space="preserve"> </w:t>
       </w:r>
       <w:r>
-        <w:t xml:space="preserve">reflects the precision gain from 237 vs. 113 studies. The three-level</w:t>
+        <w:t xml:space="preserve">reflects the precision gain from 238 vs. 113 studies. The three-level</w:t>
       </w:r>
       <w:r>
         <w:t xml:space="preserve"> </w:t>

--- a/p6/submission/apjm_package/supplementary_material.docx
+++ b/p6/submission/apjm_package/supplementary_material.docx
@@ -11,51 +11,39 @@
         <w:t xml:space="preserve">Supplementary Material — P6 (APJM)</w:t>
       </w:r>
     </w:p>
-    <w:bookmarkStart w:id="20" w:name="appendix-a-prisma-2020-flow-diagram"/>
+    <w:bookmarkStart w:id="20" w:name="X6e5cfb15c9bb56aea620267700f1f842431a0be"/>
     <w:p>
       <w:pPr>
         <w:pStyle w:val="Heading2"/>
       </w:pPr>
       <w:r>
-        <w:t xml:space="preserve">Appendix A, PRISMA 2020 Flow Diagram</w:t>
+        <w:t xml:space="preserve">Appendix A, PRISMA 2020 Flow (Studies Identified via Other Methods)</w:t>
       </w:r>
     </w:p>
     <w:p>
       <w:pPr>
-        <w:pStyle w:val="BlockText"/>
+        <w:pStyle w:val="FirstParagraph"/>
       </w:pPr>
       <w:r>
-        <w:rPr>
-          <w:bCs/>
-          <w:b/>
-        </w:rPr>
-        <w:t xml:space="preserve">⚠️ All counts marked [TBD] will be confirmed after formal WoS +</w:t>
-      </w:r>
-      <w:r>
-        <w:rPr>
-          <w:bCs/>
-          <w:b/>
-        </w:rPr>
+        <w:t xml:space="preserve">The corpus was assembled through citation-anchored systematic searching</w:t>
+      </w:r>
+      <w:r>
         <w:t xml:space="preserve"> </w:t>
       </w:r>
       <w:r>
-        <w:rPr>
-          <w:bCs/>
-          <w:b/>
-        </w:rPr>
-        <w:t xml:space="preserve">Scopus search.</w:t>
+        <w:t xml:space="preserve">rather than a single database census; the flow is therefore reported</w:t>
       </w:r>
       <w:r>
         <w:t xml:space="preserve"> </w:t>
       </w:r>
       <w:r>
-        <w:t xml:space="preserve">The diagram below follows PRISMA 2020 (Page et al.,</w:t>
+        <w:t xml:space="preserve">under the PRISMA 2020 "studies identified via other methods" variant</w:t>
       </w:r>
       <w:r>
         <w:t xml:space="preserve"> </w:t>
       </w:r>
       <w:r>
-        <w:t xml:space="preserve">2021).</w:t>
+        <w:t xml:space="preserve">(Page et al., 2021).</w:t>
       </w:r>
     </w:p>
     <w:p>
@@ -84,7 +72,7 @@
         <w:rPr>
           <w:rStyle w:val="VerbatimChar"/>
         </w:rPr>
-        <w:t xml:space="preserve">Records from electronic databases (WoS Core Collection + Scopus):</w:t>
+        <w:t xml:space="preserve">Studies identified via other methods:</w:t>
       </w:r>
       <w:r>
         <w:br/>
@@ -93,7 +81,7 @@
         <w:rPr>
           <w:rStyle w:val="VerbatimChar"/>
         </w:rPr>
-        <w:t xml:space="preserve">  [n = TBD]</w:t>
+        <w:t xml:space="preserve">  Backward citation scan (reference lists of 5 anchor meta-analyses)</w:t>
       </w:r>
       <w:r>
         <w:br/>
@@ -102,7 +90,7 @@
         <w:rPr>
           <w:rStyle w:val="VerbatimChar"/>
         </w:rPr>
-        <w:t xml:space="preserve">Records from supplementary methods</w:t>
+        <w:t xml:space="preserve">  Forward citation scan (Google Scholar citing the 5 anchors, post-2022)</w:t>
       </w:r>
       <w:r>
         <w:br/>
@@ -111,7 +99,7 @@
         <w:rPr>
           <w:rStyle w:val="VerbatimChar"/>
         </w:rPr>
-        <w:t xml:space="preserve">  Backward citation scan (5 anchor meta-analyses): [n = TBD]</w:t>
+        <w:t xml:space="preserve">  Hand-search (author's corpus, 2020–2026): n = 19</w:t>
       </w:r>
       <w:r>
         <w:br/>
@@ -120,7 +108,7 @@
         <w:rPr>
           <w:rStyle w:val="VerbatimChar"/>
         </w:rPr>
-        <w:t xml:space="preserve">  Hand-search (author's corpus, 2020–2026): n = 19</w:t>
+        <w:t xml:space="preserve">  Supplementary structured queries (WoS, Scopus, specialist</w:t>
       </w:r>
       <w:r>
         <w:br/>
@@ -129,28 +117,37 @@
         <w:rPr>
           <w:rStyle w:val="VerbatimChar"/>
         </w:rPr>
-        <w:t xml:space="preserve">  ──────────────────────────────────────</w:t>
+        <w:t xml:space="preserve">    databases) to check coverage of the citation network</w:t>
       </w:r>
       <w:r>
         <w:br/>
       </w:r>
       <w:r>
+        <w:br/>
+      </w:r>
+      <w:r>
         <w:rPr>
           <w:rStyle w:val="VerbatimChar"/>
         </w:rPr>
-        <w:t xml:space="preserve">  Total identified: [N = TBD]</w:t>
+        <w:t xml:space="preserve">SCREENING / ELIGIBILITY</w:t>
       </w:r>
       <w:r>
         <w:br/>
       </w:r>
       <w:r>
+        <w:rPr>
+          <w:rStyle w:val="VerbatimChar"/>
+        </w:rPr>
+        <w:t xml:space="preserve">─────────────────────────────────────────────────────────────────</w:t>
+      </w:r>
+      <w:r>
         <w:br/>
       </w:r>
       <w:r>
         <w:rPr>
           <w:rStyle w:val="VerbatimChar"/>
         </w:rPr>
-        <w:t xml:space="preserve">SCREENING, Level 1 (Title / Abstract)</w:t>
+        <w:t xml:space="preserve">Records screened in two stages against the eligibility criteria</w:t>
       </w:r>
       <w:r>
         <w:br/>
@@ -159,6 +156,72 @@
         <w:rPr>
           <w:rStyle w:val="VerbatimChar"/>
         </w:rPr>
+        <w:t xml:space="preserve">(Section 3.2): title/abstract, then full text. Full-text exclusion</w:t>
+      </w:r>
+      <w:r>
+        <w:br/>
+      </w:r>
+      <w:r>
+        <w:rPr>
+          <w:rStyle w:val="VerbatimChar"/>
+        </w:rPr>
+        <w:t xml:space="preserve">reasons: no effect size convertible to r; internationalization not</w:t>
+      </w:r>
+      <w:r>
+        <w:br/>
+      </w:r>
+      <w:r>
+        <w:rPr>
+          <w:rStyle w:val="VerbatimChar"/>
+        </w:rPr>
+        <w:t xml:space="preserve">measured at the firm level; duplicate sample (smaller/older record</w:t>
+      </w:r>
+      <w:r>
+        <w:br/>
+      </w:r>
+      <w:r>
+        <w:rPr>
+          <w:rStyle w:val="VerbatimChar"/>
+        </w:rPr>
+        <w:t xml:space="preserve">removed); meta-analysis or review rather than a primary study;</w:t>
+      </w:r>
+      <w:r>
+        <w:br/>
+      </w:r>
+      <w:r>
+        <w:rPr>
+          <w:rStyle w:val="VerbatimChar"/>
+        </w:rPr>
+        <w:t xml:space="preserve">conference paper, thesis, working paper, or book chapter (grey</w:t>
+      </w:r>
+      <w:r>
+        <w:br/>
+      </w:r>
+      <w:r>
+        <w:rPr>
+          <w:rStyle w:val="VerbatimChar"/>
+        </w:rPr>
+        <w:t xml:space="preserve">literature documented but excluded from the primary model).</w:t>
+      </w:r>
+      <w:r>
+        <w:br/>
+      </w:r>
+      <w:r>
+        <w:br/>
+      </w:r>
+      <w:r>
+        <w:rPr>
+          <w:rStyle w:val="VerbatimChar"/>
+        </w:rPr>
+        <w:t xml:space="preserve">INCLUDED</w:t>
+      </w:r>
+      <w:r>
+        <w:br/>
+      </w:r>
+      <w:r>
+        <w:rPr>
+          <w:rStyle w:val="VerbatimChar"/>
+        </w:rPr>
         <w:t xml:space="preserve">─────────────────────────────────────────────────────────────────</w:t>
       </w:r>
       <w:r>
@@ -168,7 +231,7 @@
         <w:rPr>
           <w:rStyle w:val="VerbatimChar"/>
         </w:rPr>
-        <w:t xml:space="preserve">After deduplication: [n = TBD]</w:t>
+        <w:t xml:space="preserve">Studies included in meta-analysis: k = 238</w:t>
       </w:r>
       <w:r>
         <w:br/>
@@ -177,193 +240,7 @@
         <w:rPr>
           <w:rStyle w:val="VerbatimChar"/>
         </w:rPr>
-        <w:t xml:space="preserve">  Excluded (title/abstract screen): [n = TBD]</w:t>
-      </w:r>
-      <w:r>
-        <w:br/>
-      </w:r>
-      <w:r>
-        <w:rPr>
-          <w:rStyle w:val="VerbatimChar"/>
-        </w:rPr>
-        <w:t xml:space="preserve">    - Does not examine I→P relationship: [n = TBD]</w:t>
-      </w:r>
-      <w:r>
-        <w:br/>
-      </w:r>
-      <w:r>
-        <w:rPr>
-          <w:rStyle w:val="VerbatimChar"/>
-        </w:rPr>
-        <w:t xml:space="preserve">    - Not firm-level analysis: [n = TBD]</w:t>
-      </w:r>
-      <w:r>
-        <w:br/>
-      </w:r>
-      <w:r>
-        <w:rPr>
-          <w:rStyle w:val="VerbatimChar"/>
-        </w:rPr>
-        <w:t xml:space="preserve">    - Non-English, no convertible ES in abstract: [n = TBD]</w:t>
-      </w:r>
-      <w:r>
-        <w:br/>
-      </w:r>
-      <w:r>
-        <w:rPr>
-          <w:rStyle w:val="VerbatimChar"/>
-        </w:rPr>
-        <w:t xml:space="preserve">    - Qualitative / conceptual only: [n = TBD]</w:t>
-      </w:r>
-      <w:r>
-        <w:br/>
-      </w:r>
-      <w:r>
-        <w:rPr>
-          <w:rStyle w:val="VerbatimChar"/>
-        </w:rPr>
-        <w:t xml:space="preserve">  Retained for full-text review: [n = TBD]</w:t>
-      </w:r>
-      <w:r>
-        <w:br/>
-      </w:r>
-      <w:r>
-        <w:br/>
-      </w:r>
-      <w:r>
-        <w:rPr>
-          <w:rStyle w:val="VerbatimChar"/>
-        </w:rPr>
-        <w:t xml:space="preserve">ELIGIBILITY, Level 2 (Full Text)</w:t>
-      </w:r>
-      <w:r>
-        <w:br/>
-      </w:r>
-      <w:r>
-        <w:rPr>
-          <w:rStyle w:val="VerbatimChar"/>
-        </w:rPr>
-        <w:t xml:space="preserve">─────────────────────────────────────────────────────────────────</w:t>
-      </w:r>
-      <w:r>
-        <w:br/>
-      </w:r>
-      <w:r>
-        <w:rPr>
-          <w:rStyle w:val="VerbatimChar"/>
-        </w:rPr>
-        <w:t xml:space="preserve">Full texts assessed: [n = TBD]</w:t>
-      </w:r>
-      <w:r>
-        <w:br/>
-      </w:r>
-      <w:r>
-        <w:rPr>
-          <w:rStyle w:val="VerbatimChar"/>
-        </w:rPr>
-        <w:t xml:space="preserve">  Excluded: [n = TBD]</w:t>
-      </w:r>
-      <w:r>
-        <w:br/>
-      </w:r>
-      <w:r>
-        <w:rPr>
-          <w:rStyle w:val="VerbatimChar"/>
-        </w:rPr>
-        <w:t xml:space="preserve">    - No effect size convertible to r: [n = TBD]</w:t>
-      </w:r>
-      <w:r>
-        <w:br/>
-      </w:r>
-      <w:r>
-        <w:rPr>
-          <w:rStyle w:val="VerbatimChar"/>
-        </w:rPr>
-        <w:t xml:space="preserve">    - No DOI measure meeting PICO I criterion: [n = TBD]</w:t>
-      </w:r>
-      <w:r>
-        <w:br/>
-      </w:r>
-      <w:r>
-        <w:rPr>
-          <w:rStyle w:val="VerbatimChar"/>
-        </w:rPr>
-        <w:t xml:space="preserve">    - State-owned enterprise / government-controlled sample: [n = TBD]</w:t>
-      </w:r>
-      <w:r>
-        <w:br/>
-      </w:r>
-      <w:r>
-        <w:rPr>
-          <w:rStyle w:val="VerbatimChar"/>
-        </w:rPr>
-        <w:t xml:space="preserve">    - Duplicate sample (smaller/older retained for exclusion): [n = TBD]</w:t>
-      </w:r>
-      <w:r>
-        <w:br/>
-      </w:r>
-      <w:r>
-        <w:rPr>
-          <w:rStyle w:val="VerbatimChar"/>
-        </w:rPr>
-        <w:t xml:space="preserve">    - Meta-analysis or review (not primary study): [n = TBD]</w:t>
-      </w:r>
-      <w:r>
-        <w:br/>
-      </w:r>
-      <w:r>
-        <w:rPr>
-          <w:rStyle w:val="VerbatimChar"/>
-        </w:rPr>
-        <w:t xml:space="preserve">    - Conference paper / thesis / working paper: [n = TBD]</w:t>
-      </w:r>
-      <w:r>
-        <w:br/>
-      </w:r>
-      <w:r>
-        <w:br/>
-      </w:r>
-      <w:r>
-        <w:rPr>
-          <w:rStyle w:val="VerbatimChar"/>
-        </w:rPr>
-        <w:t xml:space="preserve">INCLUDED</w:t>
-      </w:r>
-      <w:r>
-        <w:br/>
-      </w:r>
-      <w:r>
-        <w:rPr>
-          <w:rStyle w:val="VerbatimChar"/>
-        </w:rPr>
-        <w:t xml:space="preserve">─────────────────────────────────────────────────────────────────</w:t>
-      </w:r>
-      <w:r>
-        <w:br/>
-      </w:r>
-      <w:r>
-        <w:rPr>
-          <w:rStyle w:val="VerbatimChar"/>
-        </w:rPr>
-        <w:t xml:space="preserve">Studies included in meta-analysis: k = [TBD]</w:t>
-      </w:r>
-      <w:r>
-        <w:br/>
-      </w:r>
-      <w:r>
-        <w:rPr>
-          <w:rStyle w:val="VerbatimChar"/>
-        </w:rPr>
-        <w:t xml:space="preserve">Effect sizes coded: K = [TBD]</w:t>
-      </w:r>
-      <w:r>
-        <w:br/>
-      </w:r>
-      <w:r>
-        <w:rPr>
-          <w:rStyle w:val="VerbatimChar"/>
-        </w:rPr>
-        <w:t xml:space="preserve">  (Current working database prior to formal search: k = 238, K = 288)</w:t>
+        <w:t xml:space="preserve">Effect sizes coded:                K = 288</w:t>
       </w:r>
     </w:p>
     <w:p>
@@ -371,11 +248,43 @@
         <w:pStyle w:val="FirstParagraph"/>
       </w:pPr>
       <w:r>
+        <w:t xml:space="preserve">Because identification proceeded by citation chaining, stage-level</w:t>
+      </w:r>
+      <w:r>
+        <w:t xml:space="preserve"> </w:t>
+      </w:r>
+      <w:r>
+        <w:t xml:space="preserve">database-census counts (total identified, deduplicated, and per-reason</w:t>
+      </w:r>
+      <w:r>
+        <w:t xml:space="preserve"> </w:t>
+      </w:r>
+      <w:r>
+        <w:t xml:space="preserve">exclusion tallies) were not maintained as a single database export and</w:t>
+      </w:r>
+      <w:r>
+        <w:t xml:space="preserve"> </w:t>
+      </w:r>
+      <w:r>
+        <w:t xml:space="preserve">are not reported as such; the synthesized set (k = 238; K = 288) is</w:t>
+      </w:r>
+      <w:r>
+        <w:t xml:space="preserve"> </w:t>
+      </w:r>
+      <w:r>
+        <w:t xml:space="preserve">fixed and data-backed.</w:t>
+      </w:r>
+    </w:p>
+    <w:p>
+      <w:pPr>
+        <w:pStyle w:val="BodyText"/>
+      </w:pPr>
+      <w:r>
         <w:rPr>
           <w:iCs/>
           <w:i/>
         </w:rPr>
-        <w:t xml:space="preserve">The PRISMA checklist (Page et al., 2021) is available from the</w:t>
+        <w:t xml:space="preserve">The PRISMA 2020 checklist (Page et al., 2021) is available from the</w:t>
       </w:r>
       <w:r>
         <w:rPr>
